--- a/wordings/downloads/Meridian_Commercial_Motor_v3.0.0-DRAFT.docx
+++ b/wordings/downloads/Meridian_Commercial_Motor_v3.0.0-DRAFT.docx
@@ -307,7 +307,7 @@
             <w:color w:val="2E5C4E"/>
             <w:u w:val="single"/>
           </w:rPr>
-          <w:t xml:space="preserve">the Fleet Provisions section</w:t>
+          <w:t xml:space="preserve">The Fleet Provisions section</w:t>
         </w:r>
       </w:hyperlink>
       <w:r>
@@ -403,7 +403,7 @@
             <w:color w:val="2E5C4E"/>
             <w:u w:val="single"/>
           </w:rPr>
-          <w:t xml:space="preserve">the Supplementary Bodily Injury extension</w:t>
+          <w:t xml:space="preserve">The Supplementary Bodily Injury extension</w:t>
         </w:r>
       </w:hyperlink>
       <w:r>
@@ -442,7 +442,7 @@
             <w:color w:val="2E5C4E"/>
             <w:u w:val="single"/>
           </w:rPr>
-          <w:t xml:space="preserve">the Version of This Wording condition</w:t>
+          <w:t xml:space="preserve">The Version of This Wording condition</w:t>
         </w:r>
       </w:hyperlink>
       <w:r>
@@ -1741,7 +1741,7 @@
             <w:color w:val="2E5C4E"/>
             <w:u w:val="single"/>
           </w:rPr>
-          <w:t xml:space="preserve">the Choice of Repairer provision</w:t>
+          <w:t xml:space="preserve">The Choice of Repairer provision</w:t>
         </w:r>
       </w:hyperlink>
       <w:r>
@@ -2902,7 +2902,7 @@
             <w:color w:val="2E5C4E"/>
             <w:u w:val="single"/>
           </w:rPr>
-          <w:t xml:space="preserve">the Third Party Property Damage clause</w:t>
+          <w:t xml:space="preserve">The Third Party Property Damage clause</w:t>
         </w:r>
       </w:hyperlink>
       <w:r>
@@ -2934,7 +2934,7 @@
             <w:color w:val="2E5C4E"/>
             <w:u w:val="single"/>
           </w:rPr>
-          <w:t xml:space="preserve">the Third Party Property Damage clause</w:t>
+          <w:t xml:space="preserve">The Third Party Property Damage clause</w:t>
         </w:r>
       </w:hyperlink>
       <w:r>
@@ -3479,7 +3479,7 @@
             <w:color w:val="2E5C4E"/>
             <w:u w:val="single"/>
           </w:rPr>
-          <w:t xml:space="preserve">the The Insurance Contracts Act condition</w:t>
+          <w:t xml:space="preserve">The Insurance Contracts Act condition</w:t>
         </w:r>
       </w:hyperlink>
       <w:r>
@@ -3794,7 +3794,7 @@
             <w:color w:val="2E5C4E"/>
             <w:u w:val="single"/>
           </w:rPr>
-          <w:t xml:space="preserve">the The Insurance Contracts Act condition</w:t>
+          <w:t xml:space="preserve">The Insurance Contracts Act condition</w:t>
         </w:r>
       </w:hyperlink>
       <w:r>
@@ -5366,7 +5366,7 @@
             <w:color w:val="2E5C4E"/>
             <w:u w:val="single"/>
           </w:rPr>
-          <w:t xml:space="preserve">the Hire, Fare or Reward exclusion</w:t>
+          <w:t xml:space="preserve">The Hire, Fare or Reward exclusion</w:t>
         </w:r>
       </w:hyperlink>
       <w:r>
@@ -5926,7 +5926,7 @@
             <w:color w:val="2E5C4E"/>
             <w:u w:val="single"/>
           </w:rPr>
-          <w:t xml:space="preserve">the What Is Not Covered for Your Legal Liability exclusion</w:t>
+          <w:t xml:space="preserve">The What Is Not Covered for Your Legal Liability exclusion</w:t>
         </w:r>
       </w:hyperlink>
       <w:r>
@@ -6136,7 +6136,7 @@
                   <w:color w:val="2E5C4E"/>
                   <w:u w:val="single"/>
                 </w:rPr>
-                <w:t xml:space="preserve">the Third Party Property Damage clause</w:t>
+                <w:t xml:space="preserve">The Third Party Property Damage clause</w:t>
               </w:r>
             </w:hyperlink>
           </w:p>
@@ -6185,7 +6185,7 @@
                   <w:color w:val="2E5C4E"/>
                   <w:u w:val="single"/>
                 </w:rPr>
-                <w:t xml:space="preserve">the Supplementary Bodily Injury extension</w:t>
+                <w:t xml:space="preserve">The Supplementary Bodily Injury extension</w:t>
               </w:r>
             </w:hyperlink>
           </w:p>
@@ -6234,7 +6234,7 @@
                   <w:color w:val="2E5C4E"/>
                   <w:u w:val="single"/>
                 </w:rPr>
-                <w:t xml:space="preserve">the Dangerous Goods Liability extension</w:t>
+                <w:t xml:space="preserve">The Dangerous Goods Liability extension</w:t>
               </w:r>
             </w:hyperlink>
           </w:p>
@@ -6283,7 +6283,7 @@
                   <w:color w:val="2E5C4E"/>
                   <w:u w:val="single"/>
                 </w:rPr>
-                <w:t xml:space="preserve">the Uninsured Motorist Damage extension</w:t>
+                <w:t xml:space="preserve">The Uninsured Motorist Damage extension</w:t>
               </w:r>
             </w:hyperlink>
           </w:p>
@@ -6332,7 +6332,7 @@
                   <w:color w:val="2E5C4E"/>
                   <w:u w:val="single"/>
                 </w:rPr>
-                <w:t xml:space="preserve">the definition of Total Loss</w:t>
+                <w:t xml:space="preserve">The definition of Total Loss</w:t>
               </w:r>
             </w:hyperlink>
           </w:p>
@@ -6381,7 +6381,7 @@
                   <w:color w:val="2E5C4E"/>
                   <w:u w:val="single"/>
                 </w:rPr>
-                <w:t xml:space="preserve">the New Vehicle Replacement provision</w:t>
+                <w:t xml:space="preserve">The New Vehicle Replacement provision</w:t>
               </w:r>
             </w:hyperlink>
           </w:p>
@@ -6430,7 +6430,7 @@
                   <w:color w:val="2E5C4E"/>
                   <w:u w:val="single"/>
                 </w:rPr>
-                <w:t xml:space="preserve">the Additional Benefits extension</w:t>
+                <w:t xml:space="preserve">The Additional Benefits extension</w:t>
               </w:r>
             </w:hyperlink>
           </w:p>
@@ -6479,7 +6479,7 @@
                   <w:color w:val="2E5C4E"/>
                   <w:u w:val="single"/>
                 </w:rPr>
-                <w:t xml:space="preserve">the Additional Benefits extension</w:t>
+                <w:t xml:space="preserve">The Additional Benefits extension</w:t>
               </w:r>
             </w:hyperlink>
           </w:p>
@@ -6528,7 +6528,7 @@
                   <w:color w:val="2E5C4E"/>
                   <w:u w:val="single"/>
                 </w:rPr>
-                <w:t xml:space="preserve">the Additional Benefits extension</w:t>
+                <w:t xml:space="preserve">The Additional Benefits extension</w:t>
               </w:r>
             </w:hyperlink>
           </w:p>
@@ -6577,7 +6577,7 @@
                   <w:color w:val="2E5C4E"/>
                   <w:u w:val="single"/>
                 </w:rPr>
-                <w:t xml:space="preserve">the Additional Benefits extension</w:t>
+                <w:t xml:space="preserve">The Additional Benefits extension</w:t>
               </w:r>
             </w:hyperlink>
           </w:p>
@@ -6626,7 +6626,7 @@
                   <w:color w:val="2E5C4E"/>
                   <w:u w:val="single"/>
                 </w:rPr>
-                <w:t xml:space="preserve">the Additional Benefits extension</w:t>
+                <w:t xml:space="preserve">The Additional Benefits extension</w:t>
               </w:r>
             </w:hyperlink>
           </w:p>
@@ -6675,7 +6675,7 @@
                   <w:color w:val="2E5C4E"/>
                   <w:u w:val="single"/>
                 </w:rPr>
-                <w:t xml:space="preserve">the Additional Benefits extension</w:t>
+                <w:t xml:space="preserve">The Additional Benefits extension</w:t>
               </w:r>
             </w:hyperlink>
           </w:p>
@@ -6724,7 +6724,7 @@
                   <w:color w:val="2E5C4E"/>
                   <w:u w:val="single"/>
                 </w:rPr>
-                <w:t xml:space="preserve">the Additional Benefits extension</w:t>
+                <w:t xml:space="preserve">The Additional Benefits extension</w:t>
               </w:r>
             </w:hyperlink>
           </w:p>
@@ -6773,7 +6773,7 @@
                   <w:color w:val="2E5C4E"/>
                   <w:u w:val="single"/>
                 </w:rPr>
-                <w:t xml:space="preserve">the Additional Benefits extension</w:t>
+                <w:t xml:space="preserve">The Additional Benefits extension</w:t>
               </w:r>
             </w:hyperlink>
           </w:p>
@@ -6822,7 +6822,7 @@
                   <w:color w:val="2E5C4E"/>
                   <w:u w:val="single"/>
                 </w:rPr>
-                <w:t xml:space="preserve">the Additional Benefits extension</w:t>
+                <w:t xml:space="preserve">The Additional Benefits extension</w:t>
               </w:r>
             </w:hyperlink>
           </w:p>
@@ -6871,7 +6871,7 @@
                   <w:color w:val="2E5C4E"/>
                   <w:u w:val="single"/>
                 </w:rPr>
-                <w:t xml:space="preserve">the Additional Benefits extension</w:t>
+                <w:t xml:space="preserve">The Additional Benefits extension</w:t>
               </w:r>
             </w:hyperlink>
           </w:p>
@@ -6920,7 +6920,7 @@
                   <w:color w:val="2E5C4E"/>
                   <w:u w:val="single"/>
                 </w:rPr>
-                <w:t xml:space="preserve">the Additional Benefits extension</w:t>
+                <w:t xml:space="preserve">The Additional Benefits extension</w:t>
               </w:r>
             </w:hyperlink>
           </w:p>
@@ -6969,7 +6969,7 @@
                   <w:color w:val="2E5C4E"/>
                   <w:u w:val="single"/>
                 </w:rPr>
-                <w:t xml:space="preserve">the Additional Benefits extension</w:t>
+                <w:t xml:space="preserve">The Additional Benefits extension</w:t>
               </w:r>
             </w:hyperlink>
           </w:p>
@@ -7018,7 +7018,7 @@
                   <w:color w:val="2E5C4E"/>
                   <w:u w:val="single"/>
                 </w:rPr>
-                <w:t xml:space="preserve">the Additional Benefits extension</w:t>
+                <w:t xml:space="preserve">The Additional Benefits extension</w:t>
               </w:r>
             </w:hyperlink>
           </w:p>
@@ -7067,7 +7067,7 @@
                   <w:color w:val="2E5C4E"/>
                   <w:u w:val="single"/>
                 </w:rPr>
-                <w:t xml:space="preserve">the Additional Benefits extension</w:t>
+                <w:t xml:space="preserve">The Additional Benefits extension</w:t>
               </w:r>
             </w:hyperlink>
             <w:r>
@@ -7132,7 +7132,7 @@
                   <w:color w:val="2E5C4E"/>
                   <w:u w:val="single"/>
                 </w:rPr>
-                <w:t xml:space="preserve">the Excesses condition</w:t>
+                <w:t xml:space="preserve">The Excesses condition</w:t>
               </w:r>
             </w:hyperlink>
           </w:p>
@@ -7181,7 +7181,7 @@
                   <w:color w:val="2E5C4E"/>
                   <w:u w:val="single"/>
                 </w:rPr>
-                <w:t xml:space="preserve">the Excesses condition</w:t>
+                <w:t xml:space="preserve">The Excesses condition</w:t>
               </w:r>
             </w:hyperlink>
           </w:p>
@@ -7230,7 +7230,7 @@
                   <w:color w:val="2E5C4E"/>
                   <w:u w:val="single"/>
                 </w:rPr>
-                <w:t xml:space="preserve">the Excesses condition</w:t>
+                <w:t xml:space="preserve">The Excesses condition</w:t>
               </w:r>
             </w:hyperlink>
           </w:p>
@@ -7279,7 +7279,7 @@
                   <w:color w:val="2E5C4E"/>
                   <w:u w:val="single"/>
                 </w:rPr>
-                <w:t xml:space="preserve">the Excesses condition</w:t>
+                <w:t xml:space="preserve">The Excesses condition</w:t>
               </w:r>
             </w:hyperlink>
           </w:p>
@@ -7328,7 +7328,7 @@
                   <w:color w:val="2E5C4E"/>
                   <w:u w:val="single"/>
                 </w:rPr>
-                <w:t xml:space="preserve">the Automatic Cover for New and Replacement Vehicles extension</w:t>
+                <w:t xml:space="preserve">The Automatic Cover for New and Replacement Vehicles extension</w:t>
               </w:r>
             </w:hyperlink>
           </w:p>
@@ -7377,7 +7377,7 @@
                   <w:color w:val="2E5C4E"/>
                   <w:u w:val="single"/>
                 </w:rPr>
-                <w:t xml:space="preserve">the Undeclared Vehicles extension</w:t>
+                <w:t xml:space="preserve">The Undeclared Vehicles extension</w:t>
               </w:r>
             </w:hyperlink>
           </w:p>
@@ -7426,7 +7426,7 @@
                   <w:color w:val="2E5C4E"/>
                   <w:u w:val="single"/>
                 </w:rPr>
-                <w:t xml:space="preserve">the Declarations and Premium Adjustment condition</w:t>
+                <w:t xml:space="preserve">The Declarations and Premium Adjustment condition</w:t>
               </w:r>
             </w:hyperlink>
           </w:p>
@@ -7475,7 +7475,7 @@
                   <w:color w:val="2E5C4E"/>
                   <w:u w:val="single"/>
                 </w:rPr>
-                <w:t xml:space="preserve">the Fleet Excess Discount condition</w:t>
+                <w:t xml:space="preserve">The Fleet Excess Discount condition</w:t>
               </w:r>
             </w:hyperlink>
           </w:p>
